--- a/docs/MOD-Dimci-1_14_template_lab.docx
+++ b/docs/MOD-Dimci-1_14_template_lab.docx
@@ -1,6 +1,6 @@
 
 <file path=word/document.xml><?xml version="1.0" encoding="utf-8"?>
-<w:document xmlns:wpc="http://schemas.microsoft.com/office/word/2010/wordprocessingCanvas" xmlns:mc="http://schemas.openxmlformats.org/markup-compatibility/2006" xmlns:o="urn:schemas-microsoft-com:office:office" xmlns:r="http://schemas.openxmlformats.org/officeDocument/2006/relationships" xmlns:m="http://schemas.openxmlformats.org/officeDocument/2006/math" xmlns:v="urn:schemas-microsoft-com:vml" xmlns:wp14="http://schemas.microsoft.com/office/word/2010/wordprocessingDrawing" xmlns:wp="http://schemas.openxmlformats.org/drawingml/2006/wordprocessingDrawing" xmlns:w10="urn:schemas-microsoft-com:office:word" xmlns:w="http://schemas.openxmlformats.org/wordprocessingml/2006/main" xmlns:w14="http://schemas.microsoft.com/office/word/2010/wordml" xmlns:w15="http://schemas.microsoft.com/office/word/2012/wordml" xmlns:wpg="http://schemas.microsoft.com/office/word/2010/wordprocessingGroup" xmlns:wpi="http://schemas.microsoft.com/office/word/2010/wordprocessingInk" xmlns:wne="http://schemas.microsoft.com/office/word/2006/wordml" xmlns:wps="http://schemas.microsoft.com/office/word/2010/wordprocessingShape" mc:Ignorable="w14 w15 wp14">
+<w:document xmlns:wpc="http://schemas.microsoft.com/office/word/2010/wordprocessingCanvas" xmlns:cx="http://schemas.microsoft.com/office/drawing/2014/chartex" xmlns:cx1="http://schemas.microsoft.com/office/drawing/2015/9/8/chartex" xmlns:cx2="http://schemas.microsoft.com/office/drawing/2015/10/21/chartex" xmlns:cx3="http://schemas.microsoft.com/office/drawing/2016/5/9/chartex" xmlns:cx4="http://schemas.microsoft.com/office/drawing/2016/5/10/chartex" xmlns:cx5="http://schemas.microsoft.com/office/drawing/2016/5/11/chartex" xmlns:cx6="http://schemas.microsoft.com/office/drawing/2016/5/12/chartex" xmlns:cx7="http://schemas.microsoft.com/office/drawing/2016/5/13/chartex" xmlns:cx8="http://schemas.microsoft.com/office/drawing/2016/5/14/chartex" xmlns:mc="http://schemas.openxmlformats.org/markup-compatibility/2006" xmlns:aink="http://schemas.microsoft.com/office/drawing/2016/ink" xmlns:am3d="http://schemas.microsoft.com/office/drawing/2017/model3d" xmlns:o="urn:schemas-microsoft-com:office:office" xmlns:oel="http://schemas.microsoft.com/office/2019/extlst" xmlns:r="http://schemas.openxmlformats.org/officeDocument/2006/relationships" xmlns:m="http://schemas.openxmlformats.org/officeDocument/2006/math" xmlns:v="urn:schemas-microsoft-com:vml" xmlns:wp14="http://schemas.microsoft.com/office/word/2010/wordprocessingDrawing" xmlns:wp="http://schemas.openxmlformats.org/drawingml/2006/wordprocessingDrawing" xmlns:w10="urn:schemas-microsoft-com:office:word" xmlns:w="http://schemas.openxmlformats.org/wordprocessingml/2006/main" xmlns:w14="http://schemas.microsoft.com/office/word/2010/wordml" xmlns:w15="http://schemas.microsoft.com/office/word/2012/wordml" xmlns:w16cex="http://schemas.microsoft.com/office/word/2018/wordml/cex" xmlns:w16cid="http://schemas.microsoft.com/office/word/2016/wordml/cid" xmlns:w16="http://schemas.microsoft.com/office/word/2018/wordml" xmlns:w16du="http://schemas.microsoft.com/office/word/2023/wordml/word16du" xmlns:w16sdtdh="http://schemas.microsoft.com/office/word/2020/wordml/sdtdatahash" xmlns:w16sdtfl="http://schemas.microsoft.com/office/word/2024/wordml/sdtformatlock" xmlns:w16se="http://schemas.microsoft.com/office/word/2015/wordml/symex" xmlns:wpg="http://schemas.microsoft.com/office/word/2010/wordprocessingGroup" xmlns:wpi="http://schemas.microsoft.com/office/word/2010/wordprocessingInk" xmlns:wne="http://schemas.microsoft.com/office/word/2006/wordml" xmlns:wps="http://schemas.microsoft.com/office/word/2010/wordprocessingShape" mc:Ignorable="w14 w15 w16se w16cid w16 w16cex w16sdtdh w16sdtfl w16du wp14">
   <w:body>
     <w:tbl>
       <w:tblPr>
@@ -303,7 +303,7 @@
               </wp:anchor>
             </w:drawing>
           </mc:Choice>
-          <mc:Fallback xmlns:w16se="http://schemas.microsoft.com/office/word/2015/wordml/symex" xmlns:w16sdtdh="http://schemas.microsoft.com/office/word/2020/wordml/sdtdatahash" xmlns:w16du="http://schemas.microsoft.com/office/word/2023/wordml/word16du" xmlns:w16="http://schemas.microsoft.com/office/word/2018/wordml" xmlns:w16cid="http://schemas.microsoft.com/office/word/2016/wordml/cid" xmlns:w16cex="http://schemas.microsoft.com/office/word/2018/wordml/cex" xmlns:oel="http://schemas.microsoft.com/office/2019/extlst" xmlns:am3d="http://schemas.microsoft.com/office/drawing/2017/model3d" xmlns:aink="http://schemas.microsoft.com/office/drawing/2016/ink" xmlns:cx8="http://schemas.microsoft.com/office/drawing/2016/5/14/chartex" xmlns:cx7="http://schemas.microsoft.com/office/drawing/2016/5/13/chartex" xmlns:cx6="http://schemas.microsoft.com/office/drawing/2016/5/12/chartex" xmlns:cx5="http://schemas.microsoft.com/office/drawing/2016/5/11/chartex" xmlns:cx4="http://schemas.microsoft.com/office/drawing/2016/5/10/chartex" xmlns:cx3="http://schemas.microsoft.com/office/drawing/2016/5/9/chartex" xmlns:cx2="http://schemas.microsoft.com/office/drawing/2015/10/21/chartex" xmlns:cx1="http://schemas.microsoft.com/office/drawing/2015/9/8/chartex" xmlns:cx="http://schemas.microsoft.com/office/drawing/2014/chartex">
+          <mc:Fallback>
             <w:pict>
               <v:shapetype w14:anchorId="3D394789" id="_x0000_t202" coordsize="21600,21600" o:spt="202" path="m,l,21600r21600,l21600,xe">
                 <v:stroke joinstyle="miter"/>
@@ -402,7 +402,7 @@
               </wp:anchor>
             </w:drawing>
           </mc:Choice>
-          <mc:Fallback xmlns:w16se="http://schemas.microsoft.com/office/word/2015/wordml/symex" xmlns:w16sdtdh="http://schemas.microsoft.com/office/word/2020/wordml/sdtdatahash" xmlns:w16du="http://schemas.microsoft.com/office/word/2023/wordml/word16du" xmlns:w16="http://schemas.microsoft.com/office/word/2018/wordml" xmlns:w16cid="http://schemas.microsoft.com/office/word/2016/wordml/cid" xmlns:w16cex="http://schemas.microsoft.com/office/word/2018/wordml/cex" xmlns:oel="http://schemas.microsoft.com/office/2019/extlst" xmlns:am3d="http://schemas.microsoft.com/office/drawing/2017/model3d" xmlns:aink="http://schemas.microsoft.com/office/drawing/2016/ink" xmlns:cx8="http://schemas.microsoft.com/office/drawing/2016/5/14/chartex" xmlns:cx7="http://schemas.microsoft.com/office/drawing/2016/5/13/chartex" xmlns:cx6="http://schemas.microsoft.com/office/drawing/2016/5/12/chartex" xmlns:cx5="http://schemas.microsoft.com/office/drawing/2016/5/11/chartex" xmlns:cx4="http://schemas.microsoft.com/office/drawing/2016/5/10/chartex" xmlns:cx3="http://schemas.microsoft.com/office/drawing/2016/5/9/chartex" xmlns:cx2="http://schemas.microsoft.com/office/drawing/2015/10/21/chartex" xmlns:cx1="http://schemas.microsoft.com/office/drawing/2015/9/8/chartex" xmlns:cx="http://schemas.microsoft.com/office/drawing/2014/chartex">
+          <mc:Fallback>
             <w:pict>
               <v:shape w14:anchorId="69EE4EBF" id="_x0000_s1027" type="#_x0000_t202" style="position:absolute;left:0;text-align:left;margin-left:56.7pt;margin-top:2.6pt;width:134.25pt;height:110.55pt;z-index:251663360;visibility:visible;mso-wrap-style:square;mso-width-percent:0;mso-height-percent:200;mso-wrap-distance-left:9pt;mso-wrap-distance-top:0;mso-wrap-distance-right:9pt;mso-wrap-distance-bottom:0;mso-position-horizontal:absolute;mso-position-horizontal-relative:page;mso-position-vertical:absolute;mso-position-vertical-relative:text;mso-width-percent:0;mso-height-percent:200;mso-width-relative:margin;mso-height-relative:margin;v-text-anchor:top" o:gfxdata="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" stroked="f">
                 <v:textbox style="mso-fit-shape-to-text:t">
@@ -1211,7 +1211,7 @@
               </wp:anchor>
             </w:drawing>
           </mc:Choice>
-          <mc:Fallback xmlns:w16se="http://schemas.microsoft.com/office/word/2015/wordml/symex" xmlns:w16sdtdh="http://schemas.microsoft.com/office/word/2020/wordml/sdtdatahash" xmlns:w16du="http://schemas.microsoft.com/office/word/2023/wordml/word16du" xmlns:w16="http://schemas.microsoft.com/office/word/2018/wordml" xmlns:w16cid="http://schemas.microsoft.com/office/word/2016/wordml/cid" xmlns:w16cex="http://schemas.microsoft.com/office/word/2018/wordml/cex" xmlns:oel="http://schemas.microsoft.com/office/2019/extlst" xmlns:am3d="http://schemas.microsoft.com/office/drawing/2017/model3d" xmlns:aink="http://schemas.microsoft.com/office/drawing/2016/ink" xmlns:cx8="http://schemas.microsoft.com/office/drawing/2016/5/14/chartex" xmlns:cx7="http://schemas.microsoft.com/office/drawing/2016/5/13/chartex" xmlns:cx6="http://schemas.microsoft.com/office/drawing/2016/5/12/chartex" xmlns:cx5="http://schemas.microsoft.com/office/drawing/2016/5/11/chartex" xmlns:cx4="http://schemas.microsoft.com/office/drawing/2016/5/10/chartex" xmlns:cx3="http://schemas.microsoft.com/office/drawing/2016/5/9/chartex" xmlns:cx2="http://schemas.microsoft.com/office/drawing/2015/10/21/chartex" xmlns:cx1="http://schemas.microsoft.com/office/drawing/2015/9/8/chartex" xmlns:cx="http://schemas.microsoft.com/office/drawing/2014/chartex">
+          <mc:Fallback>
             <w:pict>
               <v:shape w14:anchorId="4B111026" id="_x0000_s1028" type="#_x0000_t202" style="position:absolute;left:0;text-align:left;margin-left:56.7pt;margin-top:3pt;width:133.25pt;height:22.4pt;z-index:251669504;visibility:visible;mso-wrap-style:square;mso-width-percent:0;mso-height-percent:0;mso-wrap-distance-left:9pt;mso-wrap-distance-top:0;mso-wrap-distance-right:9pt;mso-wrap-distance-bottom:0;mso-position-horizontal:absolute;mso-position-horizontal-relative:page;mso-position-vertical:absolute;mso-position-vertical-relative:text;mso-width-percent:0;mso-height-percent:0;mso-width-relative:margin;mso-height-relative:margin;v-text-anchor:top" o:gfxdata="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" stroked="f">
                 <v:textbox>
@@ -1485,7 +1485,7 @@
                     </wp:anchor>
                   </w:drawing>
                 </mc:Choice>
-                <mc:Fallback xmlns:w16se="http://schemas.microsoft.com/office/word/2015/wordml/symex" xmlns:w16sdtdh="http://schemas.microsoft.com/office/word/2020/wordml/sdtdatahash" xmlns:w16du="http://schemas.microsoft.com/office/word/2023/wordml/word16du" xmlns:w16="http://schemas.microsoft.com/office/word/2018/wordml" xmlns:w16cid="http://schemas.microsoft.com/office/word/2016/wordml/cid" xmlns:w16cex="http://schemas.microsoft.com/office/word/2018/wordml/cex" xmlns:oel="http://schemas.microsoft.com/office/2019/extlst" xmlns:am3d="http://schemas.microsoft.com/office/drawing/2017/model3d" xmlns:aink="http://schemas.microsoft.com/office/drawing/2016/ink" xmlns:cx8="http://schemas.microsoft.com/office/drawing/2016/5/14/chartex" xmlns:cx7="http://schemas.microsoft.com/office/drawing/2016/5/13/chartex" xmlns:cx6="http://schemas.microsoft.com/office/drawing/2016/5/12/chartex" xmlns:cx5="http://schemas.microsoft.com/office/drawing/2016/5/11/chartex" xmlns:cx4="http://schemas.microsoft.com/office/drawing/2016/5/10/chartex" xmlns:cx3="http://schemas.microsoft.com/office/drawing/2016/5/9/chartex" xmlns:cx2="http://schemas.microsoft.com/office/drawing/2015/10/21/chartex" xmlns:cx1="http://schemas.microsoft.com/office/drawing/2015/9/8/chartex" xmlns:cx="http://schemas.microsoft.com/office/drawing/2014/chartex">
+                <mc:Fallback>
                   <w:pict>
                     <v:shape w14:anchorId="6574A4DD" id="_x0000_s1029" type="#_x0000_t202" style="position:absolute;left:0;text-align:left;margin-left:8.5pt;margin-top:-11.35pt;width:133.25pt;height:22.4pt;z-index:251679744;visibility:visible;mso-wrap-style:square;mso-width-percent:0;mso-height-percent:0;mso-wrap-distance-left:9pt;mso-wrap-distance-top:0;mso-wrap-distance-right:9pt;mso-wrap-distance-bottom:0;mso-position-horizontal:absolute;mso-position-horizontal-relative:margin;mso-position-vertical:absolute;mso-position-vertical-relative:line;mso-width-percent:0;mso-height-percent:0;mso-width-relative:margin;mso-height-relative:margin;v-text-anchor:top" o:gfxdata="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" stroked="f">
                       <v:textbox>
@@ -2071,7 +2071,7 @@
               </wp:anchor>
             </w:drawing>
           </mc:Choice>
-          <mc:Fallback xmlns:w16se="http://schemas.microsoft.com/office/word/2015/wordml/symex" xmlns:w16sdtdh="http://schemas.microsoft.com/office/word/2020/wordml/sdtdatahash" xmlns:w16du="http://schemas.microsoft.com/office/word/2023/wordml/word16du" xmlns:w16="http://schemas.microsoft.com/office/word/2018/wordml" xmlns:w16cid="http://schemas.microsoft.com/office/word/2016/wordml/cid" xmlns:w16cex="http://schemas.microsoft.com/office/word/2018/wordml/cex" xmlns:oel="http://schemas.microsoft.com/office/2019/extlst" xmlns:am3d="http://schemas.microsoft.com/office/drawing/2017/model3d" xmlns:aink="http://schemas.microsoft.com/office/drawing/2016/ink" xmlns:cx8="http://schemas.microsoft.com/office/drawing/2016/5/14/chartex" xmlns:cx7="http://schemas.microsoft.com/office/drawing/2016/5/13/chartex" xmlns:cx6="http://schemas.microsoft.com/office/drawing/2016/5/12/chartex" xmlns:cx5="http://schemas.microsoft.com/office/drawing/2016/5/11/chartex" xmlns:cx4="http://schemas.microsoft.com/office/drawing/2016/5/10/chartex" xmlns:cx3="http://schemas.microsoft.com/office/drawing/2016/5/9/chartex" xmlns:cx2="http://schemas.microsoft.com/office/drawing/2015/10/21/chartex" xmlns:cx1="http://schemas.microsoft.com/office/drawing/2015/9/8/chartex" xmlns:cx="http://schemas.microsoft.com/office/drawing/2014/chartex">
+          <mc:Fallback>
             <w:pict>
               <v:shape w14:anchorId="69EE4EC1" id="_x0000_s1030" type="#_x0000_t202" style="position:absolute;left:0;text-align:left;margin-left:56.7pt;margin-top:3.4pt;width:172.9pt;height:22.4pt;z-index:251665408;visibility:visible;mso-wrap-style:square;mso-width-percent:0;mso-height-percent:0;mso-wrap-distance-left:9pt;mso-wrap-distance-top:0;mso-wrap-distance-right:9pt;mso-wrap-distance-bottom:0;mso-position-horizontal:absolute;mso-position-horizontal-relative:page;mso-position-vertical:absolute;mso-position-vertical-relative:text;mso-width-percent:0;mso-height-percent:0;mso-width-relative:margin;mso-height-relative:margin;v-text-anchor:top" o:gfxdata="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" stroked="f">
                 <v:textbox>
@@ -2406,7 +2406,7 @@
               </wp:anchor>
             </w:drawing>
           </mc:Choice>
-          <mc:Fallback xmlns:w16se="http://schemas.microsoft.com/office/word/2015/wordml/symex" xmlns:w16sdtdh="http://schemas.microsoft.com/office/word/2020/wordml/sdtdatahash" xmlns:w16du="http://schemas.microsoft.com/office/word/2023/wordml/word16du" xmlns:w16="http://schemas.microsoft.com/office/word/2018/wordml" xmlns:w16cid="http://schemas.microsoft.com/office/word/2016/wordml/cid" xmlns:w16cex="http://schemas.microsoft.com/office/word/2018/wordml/cex" xmlns:oel="http://schemas.microsoft.com/office/2019/extlst" xmlns:am3d="http://schemas.microsoft.com/office/drawing/2017/model3d" xmlns:aink="http://schemas.microsoft.com/office/drawing/2016/ink" xmlns:cx8="http://schemas.microsoft.com/office/drawing/2016/5/14/chartex" xmlns:cx7="http://schemas.microsoft.com/office/drawing/2016/5/13/chartex" xmlns:cx6="http://schemas.microsoft.com/office/drawing/2016/5/12/chartex" xmlns:cx5="http://schemas.microsoft.com/office/drawing/2016/5/11/chartex" xmlns:cx4="http://schemas.microsoft.com/office/drawing/2016/5/10/chartex" xmlns:cx3="http://schemas.microsoft.com/office/drawing/2016/5/9/chartex" xmlns:cx2="http://schemas.microsoft.com/office/drawing/2015/10/21/chartex" xmlns:cx1="http://schemas.microsoft.com/office/drawing/2015/9/8/chartex" xmlns:cx="http://schemas.microsoft.com/office/drawing/2014/chartex">
+          <mc:Fallback>
             <w:pict>
               <v:rect w14:anchorId="21228CAF" id="Retângulo 6" o:spid="_x0000_s1031" style="position:absolute;left:0;text-align:left;margin-left:365.4pt;margin-top:61.1pt;width:157.05pt;height:56.65pt;z-index:251659264;visibility:visible;mso-wrap-style:square;mso-width-percent:0;mso-height-percent:0;mso-wrap-distance-left:9pt;mso-wrap-distance-top:0;mso-wrap-distance-right:9pt;mso-wrap-distance-bottom:0;mso-position-horizontal:absolute;mso-position-horizontal-relative:text;mso-position-vertical:absolute;mso-position-vertical-relative:text;mso-width-percent:0;mso-height-percent:0;mso-width-relative:margin;mso-height-relative:margin;v-text-anchor:middle" o:gfxdata="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" filled="f" strokecolor="#a5a5a5 [2092]" strokeweight="1.5pt">
                 <v:textbox>
@@ -4457,25 +4457,7 @@
                 <w:szCs w:val="22"/>
                 <w:lang w:val="en-US"/>
               </w:rPr>
-              <w:t>{%</w:t>
-            </w:r>
-            <w:proofErr w:type="spellStart"/>
-            <w:r>
-              <w:rPr>
-                <w:sz w:val="22"/>
-                <w:szCs w:val="22"/>
-                <w:lang w:val="en-US"/>
-              </w:rPr>
-              <w:t>tr</w:t>
-            </w:r>
-            <w:proofErr w:type="spellEnd"/>
-            <w:r>
-              <w:rPr>
-                <w:sz w:val="22"/>
-                <w:szCs w:val="22"/>
-                <w:lang w:val="en-US"/>
-              </w:rPr>
-              <w:t xml:space="preserve"> </w:t>
+              <w:t xml:space="preserve">{%tr </w:t>
             </w:r>
             <w:proofErr w:type="spellStart"/>
             <w:r>
@@ -5249,25 +5231,7 @@
                 <w:szCs w:val="22"/>
                 <w:lang w:val="en-US"/>
               </w:rPr>
-              <w:t>{%</w:t>
-            </w:r>
-            <w:proofErr w:type="spellStart"/>
-            <w:r>
-              <w:rPr>
-                <w:sz w:val="22"/>
-                <w:szCs w:val="22"/>
-                <w:lang w:val="en-US"/>
-              </w:rPr>
-              <w:t>tr</w:t>
-            </w:r>
-            <w:proofErr w:type="spellEnd"/>
-            <w:r>
-              <w:rPr>
-                <w:sz w:val="22"/>
-                <w:szCs w:val="22"/>
-                <w:lang w:val="en-US"/>
-              </w:rPr>
-              <w:t xml:space="preserve"> </w:t>
+              <w:t xml:space="preserve">{%tr </w:t>
             </w:r>
             <w:proofErr w:type="spellStart"/>
             <w:r>
@@ -5482,27 +5446,13 @@
         <w:rPr>
           <w:sz w:val="22"/>
         </w:rPr>
-        <w:t xml:space="preserve"> dias de valores extremos maiores que </w:t>
-      </w:r>
-      <w:proofErr w:type="gramStart"/>
-      <w:r>
-        <w:rPr>
-          <w:sz w:val="22"/>
-        </w:rPr>
-        <w:t>±</w:t>
-      </w:r>
-      <w:r>
-        <w:rPr>
-          <w:sz w:val="22"/>
-        </w:rPr>
-        <w:t>{</w:t>
-      </w:r>
-      <w:proofErr w:type="gramEnd"/>
-      <w:r>
-        <w:rPr>
-          <w:sz w:val="22"/>
-        </w:rPr>
-        <w:t>{</w:t>
+        <w:t xml:space="preserve"> dias de valores extremos maiores que ±</w:t>
+      </w:r>
+      <w:r>
+        <w:rPr>
+          <w:sz w:val="22"/>
+        </w:rPr>
+        <w:t>{{</w:t>
       </w:r>
       <w:proofErr w:type="spellStart"/>
       <w:r>
@@ -5748,19 +5698,11 @@
         </w:rPr>
         <w:t xml:space="preserve">Para o limite nominal de </w:t>
       </w:r>
-      <w:proofErr w:type="gramStart"/>
-      <w:r>
-        <w:rPr>
-          <w:sz w:val="22"/>
-        </w:rPr>
-        <w:t>–{</w:t>
-      </w:r>
-      <w:proofErr w:type="gramEnd"/>
-      <w:r>
-        <w:rPr>
-          <w:sz w:val="22"/>
-        </w:rPr>
-        <w:t>{</w:t>
+      <w:r>
+        <w:rPr>
+          <w:sz w:val="22"/>
+        </w:rPr>
+        <w:t>–{{</w:t>
       </w:r>
       <w:proofErr w:type="spellStart"/>
       <w:r>
@@ -6116,21 +6058,7 @@
         <w:rPr>
           <w:sz w:val="22"/>
         </w:rPr>
-        <w:t xml:space="preserve">comparação </w:t>
-      </w:r>
-      <w:proofErr w:type="gramStart"/>
-      <w:r>
-        <w:rPr>
-          <w:sz w:val="22"/>
-        </w:rPr>
-        <w:t>chave</w:t>
-      </w:r>
-      <w:proofErr w:type="gramEnd"/>
-      <w:r>
-        <w:rPr>
-          <w:sz w:val="22"/>
-        </w:rPr>
-        <w:t xml:space="preserve"> mas foram corrigidos em períodos posteriores, não afetando a confiabilidade do uso da escala de tempo</w:t>
+        <w:t>comparação chave mas foram corrigidos em períodos posteriores, não afetando a confiabilidade do uso da escala de tempo</w:t>
       </w:r>
       <w:r>
         <w:rPr>
@@ -6544,7 +6472,7 @@
 </file>
 
 <file path=word/endnotes.xml><?xml version="1.0" encoding="utf-8"?>
-<w:endnotes xmlns:wpc="http://schemas.microsoft.com/office/word/2010/wordprocessingCanvas" xmlns:mc="http://schemas.openxmlformats.org/markup-compatibility/2006" xmlns:o="urn:schemas-microsoft-com:office:office" xmlns:r="http://schemas.openxmlformats.org/officeDocument/2006/relationships" xmlns:m="http://schemas.openxmlformats.org/officeDocument/2006/math" xmlns:v="urn:schemas-microsoft-com:vml" xmlns:wp14="http://schemas.microsoft.com/office/word/2010/wordprocessingDrawing" xmlns:wp="http://schemas.openxmlformats.org/drawingml/2006/wordprocessingDrawing" xmlns:w10="urn:schemas-microsoft-com:office:word" xmlns:w="http://schemas.openxmlformats.org/wordprocessingml/2006/main" xmlns:w14="http://schemas.microsoft.com/office/word/2010/wordml" xmlns:w15="http://schemas.microsoft.com/office/word/2012/wordml" xmlns:wpg="http://schemas.microsoft.com/office/word/2010/wordprocessingGroup" xmlns:wpi="http://schemas.microsoft.com/office/word/2010/wordprocessingInk" xmlns:wne="http://schemas.microsoft.com/office/word/2006/wordml" xmlns:wps="http://schemas.microsoft.com/office/word/2010/wordprocessingShape" mc:Ignorable="w14 w15 wp14">
+<w:endnotes xmlns:wpc="http://schemas.microsoft.com/office/word/2010/wordprocessingCanvas" xmlns:cx="http://schemas.microsoft.com/office/drawing/2014/chartex" xmlns:cx1="http://schemas.microsoft.com/office/drawing/2015/9/8/chartex" xmlns:cx2="http://schemas.microsoft.com/office/drawing/2015/10/21/chartex" xmlns:cx3="http://schemas.microsoft.com/office/drawing/2016/5/9/chartex" xmlns:cx4="http://schemas.microsoft.com/office/drawing/2016/5/10/chartex" xmlns:cx5="http://schemas.microsoft.com/office/drawing/2016/5/11/chartex" xmlns:cx6="http://schemas.microsoft.com/office/drawing/2016/5/12/chartex" xmlns:cx7="http://schemas.microsoft.com/office/drawing/2016/5/13/chartex" xmlns:cx8="http://schemas.microsoft.com/office/drawing/2016/5/14/chartex" xmlns:mc="http://schemas.openxmlformats.org/markup-compatibility/2006" xmlns:aink="http://schemas.microsoft.com/office/drawing/2016/ink" xmlns:am3d="http://schemas.microsoft.com/office/drawing/2017/model3d" xmlns:o="urn:schemas-microsoft-com:office:office" xmlns:oel="http://schemas.microsoft.com/office/2019/extlst" xmlns:r="http://schemas.openxmlformats.org/officeDocument/2006/relationships" xmlns:m="http://schemas.openxmlformats.org/officeDocument/2006/math" xmlns:v="urn:schemas-microsoft-com:vml" xmlns:wp14="http://schemas.microsoft.com/office/word/2010/wordprocessingDrawing" xmlns:wp="http://schemas.openxmlformats.org/drawingml/2006/wordprocessingDrawing" xmlns:w10="urn:schemas-microsoft-com:office:word" xmlns:w="http://schemas.openxmlformats.org/wordprocessingml/2006/main" xmlns:w14="http://schemas.microsoft.com/office/word/2010/wordml" xmlns:w15="http://schemas.microsoft.com/office/word/2012/wordml" xmlns:w16cex="http://schemas.microsoft.com/office/word/2018/wordml/cex" xmlns:w16cid="http://schemas.microsoft.com/office/word/2016/wordml/cid" xmlns:w16="http://schemas.microsoft.com/office/word/2018/wordml" xmlns:w16du="http://schemas.microsoft.com/office/word/2023/wordml/word16du" xmlns:w16sdtdh="http://schemas.microsoft.com/office/word/2020/wordml/sdtdatahash" xmlns:w16sdtfl="http://schemas.microsoft.com/office/word/2024/wordml/sdtformatlock" xmlns:w16se="http://schemas.microsoft.com/office/word/2015/wordml/symex" xmlns:wpg="http://schemas.microsoft.com/office/word/2010/wordprocessingGroup" xmlns:wpi="http://schemas.microsoft.com/office/word/2010/wordprocessingInk" xmlns:wne="http://schemas.microsoft.com/office/word/2006/wordml" xmlns:wps="http://schemas.microsoft.com/office/word/2010/wordprocessingShape" mc:Ignorable="w14 w15 w16se w16cid w16 w16cex w16sdtdh w16sdtfl w16du wp14">
   <w:endnote w:type="separator" w:id="-1">
     <w:p>
       <w:r>
@@ -6563,7 +6491,7 @@
 </file>
 
 <file path=word/footer1.xml><?xml version="1.0" encoding="utf-8"?>
-<w:ftr xmlns:wpc="http://schemas.microsoft.com/office/word/2010/wordprocessingCanvas" xmlns:mc="http://schemas.openxmlformats.org/markup-compatibility/2006" xmlns:o="urn:schemas-microsoft-com:office:office" xmlns:r="http://schemas.openxmlformats.org/officeDocument/2006/relationships" xmlns:m="http://schemas.openxmlformats.org/officeDocument/2006/math" xmlns:v="urn:schemas-microsoft-com:vml" xmlns:wp14="http://schemas.microsoft.com/office/word/2010/wordprocessingDrawing" xmlns:wp="http://schemas.openxmlformats.org/drawingml/2006/wordprocessingDrawing" xmlns:w10="urn:schemas-microsoft-com:office:word" xmlns:w="http://schemas.openxmlformats.org/wordprocessingml/2006/main" xmlns:w14="http://schemas.microsoft.com/office/word/2010/wordml" xmlns:w15="http://schemas.microsoft.com/office/word/2012/wordml" xmlns:wpg="http://schemas.microsoft.com/office/word/2010/wordprocessingGroup" xmlns:wpi="http://schemas.microsoft.com/office/word/2010/wordprocessingInk" xmlns:wne="http://schemas.microsoft.com/office/word/2006/wordml" xmlns:wps="http://schemas.microsoft.com/office/word/2010/wordprocessingShape" mc:Ignorable="w14 w15 wp14">
+<w:ftr xmlns:wpc="http://schemas.microsoft.com/office/word/2010/wordprocessingCanvas" xmlns:cx="http://schemas.microsoft.com/office/drawing/2014/chartex" xmlns:cx1="http://schemas.microsoft.com/office/drawing/2015/9/8/chartex" xmlns:cx2="http://schemas.microsoft.com/office/drawing/2015/10/21/chartex" xmlns:cx3="http://schemas.microsoft.com/office/drawing/2016/5/9/chartex" xmlns:cx4="http://schemas.microsoft.com/office/drawing/2016/5/10/chartex" xmlns:cx5="http://schemas.microsoft.com/office/drawing/2016/5/11/chartex" xmlns:cx6="http://schemas.microsoft.com/office/drawing/2016/5/12/chartex" xmlns:cx7="http://schemas.microsoft.com/office/drawing/2016/5/13/chartex" xmlns:cx8="http://schemas.microsoft.com/office/drawing/2016/5/14/chartex" xmlns:mc="http://schemas.openxmlformats.org/markup-compatibility/2006" xmlns:aink="http://schemas.microsoft.com/office/drawing/2016/ink" xmlns:am3d="http://schemas.microsoft.com/office/drawing/2017/model3d" xmlns:o="urn:schemas-microsoft-com:office:office" xmlns:oel="http://schemas.microsoft.com/office/2019/extlst" xmlns:r="http://schemas.openxmlformats.org/officeDocument/2006/relationships" xmlns:m="http://schemas.openxmlformats.org/officeDocument/2006/math" xmlns:v="urn:schemas-microsoft-com:vml" xmlns:wp14="http://schemas.microsoft.com/office/word/2010/wordprocessingDrawing" xmlns:wp="http://schemas.openxmlformats.org/drawingml/2006/wordprocessingDrawing" xmlns:w10="urn:schemas-microsoft-com:office:word" xmlns:w="http://schemas.openxmlformats.org/wordprocessingml/2006/main" xmlns:w14="http://schemas.microsoft.com/office/word/2010/wordml" xmlns:w15="http://schemas.microsoft.com/office/word/2012/wordml" xmlns:w16cex="http://schemas.microsoft.com/office/word/2018/wordml/cex" xmlns:w16cid="http://schemas.microsoft.com/office/word/2016/wordml/cid" xmlns:w16="http://schemas.microsoft.com/office/word/2018/wordml" xmlns:w16du="http://schemas.microsoft.com/office/word/2023/wordml/word16du" xmlns:w16sdtdh="http://schemas.microsoft.com/office/word/2020/wordml/sdtdatahash" xmlns:w16sdtfl="http://schemas.microsoft.com/office/word/2024/wordml/sdtformatlock" xmlns:w16se="http://schemas.microsoft.com/office/word/2015/wordml/symex" xmlns:wpg="http://schemas.microsoft.com/office/word/2010/wordprocessingGroup" xmlns:wpi="http://schemas.microsoft.com/office/word/2010/wordprocessingInk" xmlns:wne="http://schemas.microsoft.com/office/word/2006/wordml" xmlns:wps="http://schemas.microsoft.com/office/word/2010/wordprocessingShape" mc:Ignorable="w14 w15 w16se w16cid w16 w16cex w16sdtdh w16sdtfl w16du wp14">
   <w:p>
     <w:pPr>
       <w:pStyle w:val="Rodap"/>
@@ -6573,7 +6501,7 @@
 </file>
 
 <file path=word/footer2.xml><?xml version="1.0" encoding="utf-8"?>
-<w:ftr xmlns:wpc="http://schemas.microsoft.com/office/word/2010/wordprocessingCanvas" xmlns:mc="http://schemas.openxmlformats.org/markup-compatibility/2006" xmlns:o="urn:schemas-microsoft-com:office:office" xmlns:r="http://schemas.openxmlformats.org/officeDocument/2006/relationships" xmlns:m="http://schemas.openxmlformats.org/officeDocument/2006/math" xmlns:v="urn:schemas-microsoft-com:vml" xmlns:wp14="http://schemas.microsoft.com/office/word/2010/wordprocessingDrawing" xmlns:wp="http://schemas.openxmlformats.org/drawingml/2006/wordprocessingDrawing" xmlns:w10="urn:schemas-microsoft-com:office:word" xmlns:w="http://schemas.openxmlformats.org/wordprocessingml/2006/main" xmlns:w14="http://schemas.microsoft.com/office/word/2010/wordml" xmlns:w15="http://schemas.microsoft.com/office/word/2012/wordml" xmlns:wpg="http://schemas.microsoft.com/office/word/2010/wordprocessingGroup" xmlns:wpi="http://schemas.microsoft.com/office/word/2010/wordprocessingInk" xmlns:wne="http://schemas.microsoft.com/office/word/2006/wordml" xmlns:wps="http://schemas.microsoft.com/office/word/2010/wordprocessingShape" mc:Ignorable="w14 w15 wp14">
+<w:ftr xmlns:wpc="http://schemas.microsoft.com/office/word/2010/wordprocessingCanvas" xmlns:cx="http://schemas.microsoft.com/office/drawing/2014/chartex" xmlns:cx1="http://schemas.microsoft.com/office/drawing/2015/9/8/chartex" xmlns:cx2="http://schemas.microsoft.com/office/drawing/2015/10/21/chartex" xmlns:cx3="http://schemas.microsoft.com/office/drawing/2016/5/9/chartex" xmlns:cx4="http://schemas.microsoft.com/office/drawing/2016/5/10/chartex" xmlns:cx5="http://schemas.microsoft.com/office/drawing/2016/5/11/chartex" xmlns:cx6="http://schemas.microsoft.com/office/drawing/2016/5/12/chartex" xmlns:cx7="http://schemas.microsoft.com/office/drawing/2016/5/13/chartex" xmlns:cx8="http://schemas.microsoft.com/office/drawing/2016/5/14/chartex" xmlns:mc="http://schemas.openxmlformats.org/markup-compatibility/2006" xmlns:aink="http://schemas.microsoft.com/office/drawing/2016/ink" xmlns:am3d="http://schemas.microsoft.com/office/drawing/2017/model3d" xmlns:o="urn:schemas-microsoft-com:office:office" xmlns:oel="http://schemas.microsoft.com/office/2019/extlst" xmlns:r="http://schemas.openxmlformats.org/officeDocument/2006/relationships" xmlns:m="http://schemas.openxmlformats.org/officeDocument/2006/math" xmlns:v="urn:schemas-microsoft-com:vml" xmlns:wp14="http://schemas.microsoft.com/office/word/2010/wordprocessingDrawing" xmlns:wp="http://schemas.openxmlformats.org/drawingml/2006/wordprocessingDrawing" xmlns:w10="urn:schemas-microsoft-com:office:word" xmlns:w="http://schemas.openxmlformats.org/wordprocessingml/2006/main" xmlns:w14="http://schemas.microsoft.com/office/word/2010/wordml" xmlns:w15="http://schemas.microsoft.com/office/word/2012/wordml" xmlns:w16cex="http://schemas.microsoft.com/office/word/2018/wordml/cex" xmlns:w16cid="http://schemas.microsoft.com/office/word/2016/wordml/cid" xmlns:w16="http://schemas.microsoft.com/office/word/2018/wordml" xmlns:w16du="http://schemas.microsoft.com/office/word/2023/wordml/word16du" xmlns:w16sdtdh="http://schemas.microsoft.com/office/word/2020/wordml/sdtdatahash" xmlns:w16sdtfl="http://schemas.microsoft.com/office/word/2024/wordml/sdtformatlock" xmlns:w16se="http://schemas.microsoft.com/office/word/2015/wordml/symex" xmlns:wpg="http://schemas.microsoft.com/office/word/2010/wordprocessingGroup" xmlns:wpi="http://schemas.microsoft.com/office/word/2010/wordprocessingInk" xmlns:wne="http://schemas.microsoft.com/office/word/2006/wordml" xmlns:wps="http://schemas.microsoft.com/office/word/2010/wordprocessingShape" mc:Ignorable="w14 w15 w16se w16cid w16 w16cex w16sdtdh w16sdtfl w16du wp14">
   <w:tbl>
     <w:tblPr>
       <w:tblStyle w:val="Tabelacomgrade"/>
@@ -6601,7 +6529,6 @@
       <w:tc>
         <w:tcPr>
           <w:tcW w:w="5000" w:type="pct"/>
-          <w:shd w:val="clear" w:color="auto" w:fill="auto"/>
           <w:vAlign w:val="center"/>
         </w:tcPr>
         <w:p>
@@ -6782,7 +6709,7 @@
 </file>
 
 <file path=word/footer3.xml><?xml version="1.0" encoding="utf-8"?>
-<w:ftr xmlns:wpc="http://schemas.microsoft.com/office/word/2010/wordprocessingCanvas" xmlns:mc="http://schemas.openxmlformats.org/markup-compatibility/2006" xmlns:o="urn:schemas-microsoft-com:office:office" xmlns:r="http://schemas.openxmlformats.org/officeDocument/2006/relationships" xmlns:m="http://schemas.openxmlformats.org/officeDocument/2006/math" xmlns:v="urn:schemas-microsoft-com:vml" xmlns:wp14="http://schemas.microsoft.com/office/word/2010/wordprocessingDrawing" xmlns:wp="http://schemas.openxmlformats.org/drawingml/2006/wordprocessingDrawing" xmlns:w10="urn:schemas-microsoft-com:office:word" xmlns:w="http://schemas.openxmlformats.org/wordprocessingml/2006/main" xmlns:w14="http://schemas.microsoft.com/office/word/2010/wordml" xmlns:w15="http://schemas.microsoft.com/office/word/2012/wordml" xmlns:wpg="http://schemas.microsoft.com/office/word/2010/wordprocessingGroup" xmlns:wpi="http://schemas.microsoft.com/office/word/2010/wordprocessingInk" xmlns:wne="http://schemas.microsoft.com/office/word/2006/wordml" xmlns:wps="http://schemas.microsoft.com/office/word/2010/wordprocessingShape" mc:Ignorable="w14 w15 wp14">
+<w:ftr xmlns:wpc="http://schemas.microsoft.com/office/word/2010/wordprocessingCanvas" xmlns:cx="http://schemas.microsoft.com/office/drawing/2014/chartex" xmlns:cx1="http://schemas.microsoft.com/office/drawing/2015/9/8/chartex" xmlns:cx2="http://schemas.microsoft.com/office/drawing/2015/10/21/chartex" xmlns:cx3="http://schemas.microsoft.com/office/drawing/2016/5/9/chartex" xmlns:cx4="http://schemas.microsoft.com/office/drawing/2016/5/10/chartex" xmlns:cx5="http://schemas.microsoft.com/office/drawing/2016/5/11/chartex" xmlns:cx6="http://schemas.microsoft.com/office/drawing/2016/5/12/chartex" xmlns:cx7="http://schemas.microsoft.com/office/drawing/2016/5/13/chartex" xmlns:cx8="http://schemas.microsoft.com/office/drawing/2016/5/14/chartex" xmlns:mc="http://schemas.openxmlformats.org/markup-compatibility/2006" xmlns:aink="http://schemas.microsoft.com/office/drawing/2016/ink" xmlns:am3d="http://schemas.microsoft.com/office/drawing/2017/model3d" xmlns:o="urn:schemas-microsoft-com:office:office" xmlns:oel="http://schemas.microsoft.com/office/2019/extlst" xmlns:r="http://schemas.openxmlformats.org/officeDocument/2006/relationships" xmlns:m="http://schemas.openxmlformats.org/officeDocument/2006/math" xmlns:v="urn:schemas-microsoft-com:vml" xmlns:wp14="http://schemas.microsoft.com/office/word/2010/wordprocessingDrawing" xmlns:wp="http://schemas.openxmlformats.org/drawingml/2006/wordprocessingDrawing" xmlns:w10="urn:schemas-microsoft-com:office:word" xmlns:w="http://schemas.openxmlformats.org/wordprocessingml/2006/main" xmlns:w14="http://schemas.microsoft.com/office/word/2010/wordml" xmlns:w15="http://schemas.microsoft.com/office/word/2012/wordml" xmlns:w16cex="http://schemas.microsoft.com/office/word/2018/wordml/cex" xmlns:w16cid="http://schemas.microsoft.com/office/word/2016/wordml/cid" xmlns:w16="http://schemas.microsoft.com/office/word/2018/wordml" xmlns:w16du="http://schemas.microsoft.com/office/word/2023/wordml/word16du" xmlns:w16sdtdh="http://schemas.microsoft.com/office/word/2020/wordml/sdtdatahash" xmlns:w16sdtfl="http://schemas.microsoft.com/office/word/2024/wordml/sdtformatlock" xmlns:w16se="http://schemas.microsoft.com/office/word/2015/wordml/symex" xmlns:wpg="http://schemas.microsoft.com/office/word/2010/wordprocessingGroup" xmlns:wpi="http://schemas.microsoft.com/office/word/2010/wordprocessingInk" xmlns:wne="http://schemas.microsoft.com/office/word/2006/wordml" xmlns:wps="http://schemas.microsoft.com/office/word/2010/wordprocessingShape" mc:Ignorable="w14 w15 w16se w16cid w16 w16cex w16sdtdh w16sdtfl w16du wp14">
   <w:tbl>
     <w:tblPr>
       <w:tblStyle w:val="Tabelacomgrade"/>
@@ -6814,7 +6741,6 @@
             <w:bottom w:val="single" w:sz="4" w:space="0" w:color="auto"/>
             <w:right w:val="nil"/>
           </w:tcBorders>
-          <w:shd w:val="clear" w:color="auto" w:fill="auto"/>
           <w:vAlign w:val="center"/>
         </w:tcPr>
         <w:p>
@@ -6887,7 +6813,6 @@
             <w:bottom w:val="nil"/>
             <w:right w:val="nil"/>
           </w:tcBorders>
-          <w:shd w:val="clear" w:color="auto" w:fill="auto"/>
         </w:tcPr>
         <w:p>
           <w:pPr>
@@ -7236,7 +7161,7 @@
                     <v:stroke joinstyle="miter"/>
                     <v:path gradientshapeok="t" o:connecttype="rect"/>
                   </v:shapetype>
-                  <v:shape id="Caixa de texto 7" o:spid="_x0000_s1032" type="#_x0000_t202" style="position:absolute;left:0;text-align:left;margin-left:501.95pt;margin-top:790.9pt;width:57.6pt;height:21.6pt;z-index:251657728;visibility:visible;mso-wrap-style:square;mso-width-percent:0;mso-height-percent:0;mso-wrap-distance-left:9pt;mso-wrap-distance-top:0;mso-wrap-distance-right:9pt;mso-wrap-distance-bottom:0;mso-position-horizontal:absolute;mso-position-horizontal-relative:text;mso-position-vertical:absolute;mso-position-vertical-relative:text;mso-width-percent:0;mso-height-percent:0;mso-width-relative:page;mso-height-relative:page;v-text-anchor:top" o:gfxdata="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" o:allowincell="f" stroked="f">
+                  <v:shape id="Caixa de texto 7" o:spid="_x0000_s1032" type="#_x0000_t202" style="position:absolute;left:0;text-align:left;margin-left:501.95pt;margin-top:790.9pt;width:57.6pt;height:21.6pt;z-index:251657728;visibility:visible;mso-wrap-style:square;mso-width-percent:0;mso-height-percent:0;mso-wrap-distance-left:9pt;mso-wrap-distance-top:0;mso-wrap-distance-right:9pt;mso-wrap-distance-bottom:0;mso-position-horizontal:absolute;mso-position-horizontal-relative:text;mso-position-vertical:absolute;mso-position-vertical-relative:text;mso-width-percent:0;mso-height-percent:0;mso-width-relative:page;mso-height-relative:page;v-text-anchor:top" o:gfxdata="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" o:allowincell="f" stroked="f">
                     <v:textbox>
                       <w:txbxContent>
                         <w:p>
@@ -7507,7 +7432,7 @@
 </file>
 
 <file path=word/footnotes.xml><?xml version="1.0" encoding="utf-8"?>
-<w:footnotes xmlns:wpc="http://schemas.microsoft.com/office/word/2010/wordprocessingCanvas" xmlns:mc="http://schemas.openxmlformats.org/markup-compatibility/2006" xmlns:o="urn:schemas-microsoft-com:office:office" xmlns:r="http://schemas.openxmlformats.org/officeDocument/2006/relationships" xmlns:m="http://schemas.openxmlformats.org/officeDocument/2006/math" xmlns:v="urn:schemas-microsoft-com:vml" xmlns:wp14="http://schemas.microsoft.com/office/word/2010/wordprocessingDrawing" xmlns:wp="http://schemas.openxmlformats.org/drawingml/2006/wordprocessingDrawing" xmlns:w10="urn:schemas-microsoft-com:office:word" xmlns:w="http://schemas.openxmlformats.org/wordprocessingml/2006/main" xmlns:w14="http://schemas.microsoft.com/office/word/2010/wordml" xmlns:w15="http://schemas.microsoft.com/office/word/2012/wordml" xmlns:wpg="http://schemas.microsoft.com/office/word/2010/wordprocessingGroup" xmlns:wpi="http://schemas.microsoft.com/office/word/2010/wordprocessingInk" xmlns:wne="http://schemas.microsoft.com/office/word/2006/wordml" xmlns:wps="http://schemas.microsoft.com/office/word/2010/wordprocessingShape" mc:Ignorable="w14 w15 wp14">
+<w:footnotes xmlns:wpc="http://schemas.microsoft.com/office/word/2010/wordprocessingCanvas" xmlns:cx="http://schemas.microsoft.com/office/drawing/2014/chartex" xmlns:cx1="http://schemas.microsoft.com/office/drawing/2015/9/8/chartex" xmlns:cx2="http://schemas.microsoft.com/office/drawing/2015/10/21/chartex" xmlns:cx3="http://schemas.microsoft.com/office/drawing/2016/5/9/chartex" xmlns:cx4="http://schemas.microsoft.com/office/drawing/2016/5/10/chartex" xmlns:cx5="http://schemas.microsoft.com/office/drawing/2016/5/11/chartex" xmlns:cx6="http://schemas.microsoft.com/office/drawing/2016/5/12/chartex" xmlns:cx7="http://schemas.microsoft.com/office/drawing/2016/5/13/chartex" xmlns:cx8="http://schemas.microsoft.com/office/drawing/2016/5/14/chartex" xmlns:mc="http://schemas.openxmlformats.org/markup-compatibility/2006" xmlns:aink="http://schemas.microsoft.com/office/drawing/2016/ink" xmlns:am3d="http://schemas.microsoft.com/office/drawing/2017/model3d" xmlns:o="urn:schemas-microsoft-com:office:office" xmlns:oel="http://schemas.microsoft.com/office/2019/extlst" xmlns:r="http://schemas.openxmlformats.org/officeDocument/2006/relationships" xmlns:m="http://schemas.openxmlformats.org/officeDocument/2006/math" xmlns:v="urn:schemas-microsoft-com:vml" xmlns:wp14="http://schemas.microsoft.com/office/word/2010/wordprocessingDrawing" xmlns:wp="http://schemas.openxmlformats.org/drawingml/2006/wordprocessingDrawing" xmlns:w10="urn:schemas-microsoft-com:office:word" xmlns:w="http://schemas.openxmlformats.org/wordprocessingml/2006/main" xmlns:w14="http://schemas.microsoft.com/office/word/2010/wordml" xmlns:w15="http://schemas.microsoft.com/office/word/2012/wordml" xmlns:w16cex="http://schemas.microsoft.com/office/word/2018/wordml/cex" xmlns:w16cid="http://schemas.microsoft.com/office/word/2016/wordml/cid" xmlns:w16="http://schemas.microsoft.com/office/word/2018/wordml" xmlns:w16du="http://schemas.microsoft.com/office/word/2023/wordml/word16du" xmlns:w16sdtdh="http://schemas.microsoft.com/office/word/2020/wordml/sdtdatahash" xmlns:w16sdtfl="http://schemas.microsoft.com/office/word/2024/wordml/sdtformatlock" xmlns:w16se="http://schemas.microsoft.com/office/word/2015/wordml/symex" xmlns:wpg="http://schemas.microsoft.com/office/word/2010/wordprocessingGroup" xmlns:wpi="http://schemas.microsoft.com/office/word/2010/wordprocessingInk" xmlns:wne="http://schemas.microsoft.com/office/word/2006/wordml" xmlns:wps="http://schemas.microsoft.com/office/word/2010/wordprocessingShape" mc:Ignorable="w14 w15 w16se w16cid w16 w16cex w16sdtdh w16sdtfl w16du wp14">
   <w:footnote w:type="separator" w:id="-1">
     <w:p>
       <w:r>
@@ -7526,7 +7451,7 @@
 </file>
 
 <file path=word/header1.xml><?xml version="1.0" encoding="utf-8"?>
-<w:hdr xmlns:wpc="http://schemas.microsoft.com/office/word/2010/wordprocessingCanvas" xmlns:mc="http://schemas.openxmlformats.org/markup-compatibility/2006" xmlns:o="urn:schemas-microsoft-com:office:office" xmlns:r="http://schemas.openxmlformats.org/officeDocument/2006/relationships" xmlns:m="http://schemas.openxmlformats.org/officeDocument/2006/math" xmlns:v="urn:schemas-microsoft-com:vml" xmlns:wp14="http://schemas.microsoft.com/office/word/2010/wordprocessingDrawing" xmlns:wp="http://schemas.openxmlformats.org/drawingml/2006/wordprocessingDrawing" xmlns:w10="urn:schemas-microsoft-com:office:word" xmlns:w="http://schemas.openxmlformats.org/wordprocessingml/2006/main" xmlns:w14="http://schemas.microsoft.com/office/word/2010/wordml" xmlns:w15="http://schemas.microsoft.com/office/word/2012/wordml" xmlns:wpg="http://schemas.microsoft.com/office/word/2010/wordprocessingGroup" xmlns:wpi="http://schemas.microsoft.com/office/word/2010/wordprocessingInk" xmlns:wne="http://schemas.microsoft.com/office/word/2006/wordml" xmlns:wps="http://schemas.microsoft.com/office/word/2010/wordprocessingShape" mc:Ignorable="w14 w15 wp14">
+<w:hdr xmlns:wpc="http://schemas.microsoft.com/office/word/2010/wordprocessingCanvas" xmlns:cx="http://schemas.microsoft.com/office/drawing/2014/chartex" xmlns:cx1="http://schemas.microsoft.com/office/drawing/2015/9/8/chartex" xmlns:cx2="http://schemas.microsoft.com/office/drawing/2015/10/21/chartex" xmlns:cx3="http://schemas.microsoft.com/office/drawing/2016/5/9/chartex" xmlns:cx4="http://schemas.microsoft.com/office/drawing/2016/5/10/chartex" xmlns:cx5="http://schemas.microsoft.com/office/drawing/2016/5/11/chartex" xmlns:cx6="http://schemas.microsoft.com/office/drawing/2016/5/12/chartex" xmlns:cx7="http://schemas.microsoft.com/office/drawing/2016/5/13/chartex" xmlns:cx8="http://schemas.microsoft.com/office/drawing/2016/5/14/chartex" xmlns:mc="http://schemas.openxmlformats.org/markup-compatibility/2006" xmlns:aink="http://schemas.microsoft.com/office/drawing/2016/ink" xmlns:am3d="http://schemas.microsoft.com/office/drawing/2017/model3d" xmlns:o="urn:schemas-microsoft-com:office:office" xmlns:oel="http://schemas.microsoft.com/office/2019/extlst" xmlns:r="http://schemas.openxmlformats.org/officeDocument/2006/relationships" xmlns:m="http://schemas.openxmlformats.org/officeDocument/2006/math" xmlns:v="urn:schemas-microsoft-com:vml" xmlns:wp14="http://schemas.microsoft.com/office/word/2010/wordprocessingDrawing" xmlns:wp="http://schemas.openxmlformats.org/drawingml/2006/wordprocessingDrawing" xmlns:w10="urn:schemas-microsoft-com:office:word" xmlns:w="http://schemas.openxmlformats.org/wordprocessingml/2006/main" xmlns:w14="http://schemas.microsoft.com/office/word/2010/wordml" xmlns:w15="http://schemas.microsoft.com/office/word/2012/wordml" xmlns:w16cex="http://schemas.microsoft.com/office/word/2018/wordml/cex" xmlns:w16cid="http://schemas.microsoft.com/office/word/2016/wordml/cid" xmlns:w16="http://schemas.microsoft.com/office/word/2018/wordml" xmlns:w16du="http://schemas.microsoft.com/office/word/2023/wordml/word16du" xmlns:w16sdtdh="http://schemas.microsoft.com/office/word/2020/wordml/sdtdatahash" xmlns:w16sdtfl="http://schemas.microsoft.com/office/word/2024/wordml/sdtformatlock" xmlns:w16se="http://schemas.microsoft.com/office/word/2015/wordml/symex" xmlns:wpg="http://schemas.microsoft.com/office/word/2010/wordprocessingGroup" xmlns:wpi="http://schemas.microsoft.com/office/word/2010/wordprocessingInk" xmlns:wne="http://schemas.microsoft.com/office/word/2006/wordml" xmlns:wps="http://schemas.microsoft.com/office/word/2010/wordprocessingShape" mc:Ignorable="w14 w15 w16se w16cid w16 w16cex w16sdtdh w16sdtfl w16du wp14">
   <w:p>
     <w:pPr>
       <w:pStyle w:val="Cabealho"/>
@@ -7536,7 +7461,7 @@
 </file>
 
 <file path=word/header2.xml><?xml version="1.0" encoding="utf-8"?>
-<w:hdr xmlns:wpc="http://schemas.microsoft.com/office/word/2010/wordprocessingCanvas" xmlns:mc="http://schemas.openxmlformats.org/markup-compatibility/2006" xmlns:o="urn:schemas-microsoft-com:office:office" xmlns:r="http://schemas.openxmlformats.org/officeDocument/2006/relationships" xmlns:m="http://schemas.openxmlformats.org/officeDocument/2006/math" xmlns:v="urn:schemas-microsoft-com:vml" xmlns:wp14="http://schemas.microsoft.com/office/word/2010/wordprocessingDrawing" xmlns:wp="http://schemas.openxmlformats.org/drawingml/2006/wordprocessingDrawing" xmlns:w10="urn:schemas-microsoft-com:office:word" xmlns:w="http://schemas.openxmlformats.org/wordprocessingml/2006/main" xmlns:w14="http://schemas.microsoft.com/office/word/2010/wordml" xmlns:w15="http://schemas.microsoft.com/office/word/2012/wordml" xmlns:wpg="http://schemas.microsoft.com/office/word/2010/wordprocessingGroup" xmlns:wpi="http://schemas.microsoft.com/office/word/2010/wordprocessingInk" xmlns:wne="http://schemas.microsoft.com/office/word/2006/wordml" xmlns:wps="http://schemas.microsoft.com/office/word/2010/wordprocessingShape" mc:Ignorable="w14 w15 wp14">
+<w:hdr xmlns:wpc="http://schemas.microsoft.com/office/word/2010/wordprocessingCanvas" xmlns:cx="http://schemas.microsoft.com/office/drawing/2014/chartex" xmlns:cx1="http://schemas.microsoft.com/office/drawing/2015/9/8/chartex" xmlns:cx2="http://schemas.microsoft.com/office/drawing/2015/10/21/chartex" xmlns:cx3="http://schemas.microsoft.com/office/drawing/2016/5/9/chartex" xmlns:cx4="http://schemas.microsoft.com/office/drawing/2016/5/10/chartex" xmlns:cx5="http://schemas.microsoft.com/office/drawing/2016/5/11/chartex" xmlns:cx6="http://schemas.microsoft.com/office/drawing/2016/5/12/chartex" xmlns:cx7="http://schemas.microsoft.com/office/drawing/2016/5/13/chartex" xmlns:cx8="http://schemas.microsoft.com/office/drawing/2016/5/14/chartex" xmlns:mc="http://schemas.openxmlformats.org/markup-compatibility/2006" xmlns:aink="http://schemas.microsoft.com/office/drawing/2016/ink" xmlns:am3d="http://schemas.microsoft.com/office/drawing/2017/model3d" xmlns:o="urn:schemas-microsoft-com:office:office" xmlns:oel="http://schemas.microsoft.com/office/2019/extlst" xmlns:r="http://schemas.openxmlformats.org/officeDocument/2006/relationships" xmlns:m="http://schemas.openxmlformats.org/officeDocument/2006/math" xmlns:v="urn:schemas-microsoft-com:vml" xmlns:wp14="http://schemas.microsoft.com/office/word/2010/wordprocessingDrawing" xmlns:wp="http://schemas.openxmlformats.org/drawingml/2006/wordprocessingDrawing" xmlns:w10="urn:schemas-microsoft-com:office:word" xmlns:w="http://schemas.openxmlformats.org/wordprocessingml/2006/main" xmlns:w14="http://schemas.microsoft.com/office/word/2010/wordml" xmlns:w15="http://schemas.microsoft.com/office/word/2012/wordml" xmlns:w16cex="http://schemas.microsoft.com/office/word/2018/wordml/cex" xmlns:w16cid="http://schemas.microsoft.com/office/word/2016/wordml/cid" xmlns:w16="http://schemas.microsoft.com/office/word/2018/wordml" xmlns:w16du="http://schemas.microsoft.com/office/word/2023/wordml/word16du" xmlns:w16sdtdh="http://schemas.microsoft.com/office/word/2020/wordml/sdtdatahash" xmlns:w16sdtfl="http://schemas.microsoft.com/office/word/2024/wordml/sdtformatlock" xmlns:w16se="http://schemas.microsoft.com/office/word/2015/wordml/symex" xmlns:wpg="http://schemas.microsoft.com/office/word/2010/wordprocessingGroup" xmlns:wpi="http://schemas.microsoft.com/office/word/2010/wordprocessingInk" xmlns:wne="http://schemas.microsoft.com/office/word/2006/wordml" xmlns:wps="http://schemas.microsoft.com/office/word/2010/wordprocessingShape" mc:Ignorable="w14 w15 w16se w16cid w16 w16cex w16sdtdh w16sdtfl w16du wp14">
   <w:p>
     <w:pPr>
       <w:pBdr>
@@ -7577,7 +7502,6 @@
       <w:tc>
         <w:tcPr>
           <w:tcW w:w="1418" w:type="dxa"/>
-          <w:shd w:val="clear" w:color="auto" w:fill="auto"/>
           <w:vAlign w:val="center"/>
         </w:tcPr>
         <w:p>
@@ -7589,66 +7513,11 @@
               <w:sz w:val="22"/>
             </w:rPr>
           </w:pPr>
-          <w:r>
-            <w:rPr>
-              <w:noProof/>
-              <w:sz w:val="22"/>
-            </w:rPr>
-            <w:drawing>
-              <wp:inline distT="0" distB="0" distL="0" distR="0" wp14:anchorId="132A5CC2" wp14:editId="5B353998">
-                <wp:extent cx="525600" cy="468000"/>
-                <wp:effectExtent l="0" t="0" r="8255" b="8255"/>
-                <wp:docPr id="2" name="Imagem 2"/>
-                <wp:cNvGraphicFramePr>
-                  <a:graphicFrameLocks xmlns:a="http://schemas.openxmlformats.org/drawingml/2006/main" noChangeAspect="1"/>
-                </wp:cNvGraphicFramePr>
-                <a:graphic xmlns:a="http://schemas.openxmlformats.org/drawingml/2006/main">
-                  <a:graphicData uri="http://schemas.openxmlformats.org/drawingml/2006/picture">
-                    <pic:pic xmlns:pic="http://schemas.openxmlformats.org/drawingml/2006/picture">
-                      <pic:nvPicPr>
-                        <pic:cNvPr id="0" name="vertical-preta-traco.png"/>
-                        <pic:cNvPicPr/>
-                      </pic:nvPicPr>
-                      <pic:blipFill rotWithShape="1">
-                        <a:blip r:embed="rId1" cstate="print">
-                          <a:extLst>
-                            <a:ext uri="{28A0092B-C50C-407E-A947-70E740481C1C}">
-                              <a14:useLocalDpi xmlns:a14="http://schemas.microsoft.com/office/drawing/2010/main" val="0"/>
-                            </a:ext>
-                          </a:extLst>
-                        </a:blip>
-                        <a:srcRect l="3694" t="5551" r="4157" b="5124"/>
-                        <a:stretch/>
-                      </pic:blipFill>
-                      <pic:spPr bwMode="auto">
-                        <a:xfrm>
-                          <a:off x="0" y="0"/>
-                          <a:ext cx="525600" cy="468000"/>
-                        </a:xfrm>
-                        <a:prstGeom prst="rect">
-                          <a:avLst/>
-                        </a:prstGeom>
-                        <a:ln>
-                          <a:noFill/>
-                        </a:ln>
-                        <a:extLst>
-                          <a:ext uri="{53640926-AAD7-44D8-BBD7-CCE9431645EC}">
-                            <a14:shadowObscured xmlns:a14="http://schemas.microsoft.com/office/drawing/2010/main"/>
-                          </a:ext>
-                        </a:extLst>
-                      </pic:spPr>
-                    </pic:pic>
-                  </a:graphicData>
-                </a:graphic>
-              </wp:inline>
-            </w:drawing>
-          </w:r>
         </w:p>
       </w:tc>
       <w:tc>
         <w:tcPr>
           <w:tcW w:w="0" w:type="auto"/>
-          <w:shd w:val="clear" w:color="auto" w:fill="auto"/>
           <w:vAlign w:val="center"/>
         </w:tcPr>
         <w:p>
@@ -7657,11 +7526,13 @@
             <w:spacing w:before="0"/>
             <w:ind w:firstLine="0"/>
             <w:jc w:val="center"/>
-            <w:outlineLvl w:val="1"/>
             <w:rPr>
               <w:szCs w:val="16"/>
             </w:rPr>
           </w:pPr>
+          <w:r>
+            <w:t xml:space="preserve">Teste de </w:t>
+          </w:r>
           <w:r>
             <w:t xml:space="preserve">Certificado </w:t>
           </w:r>
@@ -7743,23 +7614,13 @@
       <w:t>numCert</w:t>
     </w:r>
     <w:proofErr w:type="spellEnd"/>
-    <w:proofErr w:type="gramStart"/>
     <w:r>
       <w:rPr>
         <w:b/>
         <w:sz w:val="28"/>
         <w:u w:val="single"/>
       </w:rPr>
-      <w:t>}}/</w:t>
-    </w:r>
-    <w:proofErr w:type="gramEnd"/>
-    <w:r>
-      <w:rPr>
-        <w:b/>
-        <w:sz w:val="28"/>
-        <w:u w:val="single"/>
-      </w:rPr>
-      <w:t>{{</w:t>
+      <w:t>}}/{{</w:t>
     </w:r>
     <w:proofErr w:type="spellStart"/>
     <w:r>
@@ -7795,8 +7656,6 @@
         <w:lang w:eastAsia="en-US"/>
       </w:rPr>
     </w:pPr>
-    <w:bookmarkStart w:id="1" w:name="_GoBack"/>
-    <w:bookmarkEnd w:id="1"/>
     <w:r>
       <w:rPr>
         <w:b/>
@@ -7810,7 +7669,7 @@
 </file>
 
 <file path=word/header3.xml><?xml version="1.0" encoding="utf-8"?>
-<w:hdr xmlns:wpc="http://schemas.microsoft.com/office/word/2010/wordprocessingCanvas" xmlns:mc="http://schemas.openxmlformats.org/markup-compatibility/2006" xmlns:o="urn:schemas-microsoft-com:office:office" xmlns:r="http://schemas.openxmlformats.org/officeDocument/2006/relationships" xmlns:m="http://schemas.openxmlformats.org/officeDocument/2006/math" xmlns:v="urn:schemas-microsoft-com:vml" xmlns:wp14="http://schemas.microsoft.com/office/word/2010/wordprocessingDrawing" xmlns:wp="http://schemas.openxmlformats.org/drawingml/2006/wordprocessingDrawing" xmlns:w10="urn:schemas-microsoft-com:office:word" xmlns:w="http://schemas.openxmlformats.org/wordprocessingml/2006/main" xmlns:w14="http://schemas.microsoft.com/office/word/2010/wordml" xmlns:w15="http://schemas.microsoft.com/office/word/2012/wordml" xmlns:wpg="http://schemas.microsoft.com/office/word/2010/wordprocessingGroup" xmlns:wpi="http://schemas.microsoft.com/office/word/2010/wordprocessingInk" xmlns:wne="http://schemas.microsoft.com/office/word/2006/wordml" xmlns:wps="http://schemas.microsoft.com/office/word/2010/wordprocessingShape" mc:Ignorable="w14 w15 wp14">
+<w:hdr xmlns:wpc="http://schemas.microsoft.com/office/word/2010/wordprocessingCanvas" xmlns:cx="http://schemas.microsoft.com/office/drawing/2014/chartex" xmlns:cx1="http://schemas.microsoft.com/office/drawing/2015/9/8/chartex" xmlns:cx2="http://schemas.microsoft.com/office/drawing/2015/10/21/chartex" xmlns:cx3="http://schemas.microsoft.com/office/drawing/2016/5/9/chartex" xmlns:cx4="http://schemas.microsoft.com/office/drawing/2016/5/10/chartex" xmlns:cx5="http://schemas.microsoft.com/office/drawing/2016/5/11/chartex" xmlns:cx6="http://schemas.microsoft.com/office/drawing/2016/5/12/chartex" xmlns:cx7="http://schemas.microsoft.com/office/drawing/2016/5/13/chartex" xmlns:cx8="http://schemas.microsoft.com/office/drawing/2016/5/14/chartex" xmlns:mc="http://schemas.openxmlformats.org/markup-compatibility/2006" xmlns:aink="http://schemas.microsoft.com/office/drawing/2016/ink" xmlns:am3d="http://schemas.microsoft.com/office/drawing/2017/model3d" xmlns:o="urn:schemas-microsoft-com:office:office" xmlns:oel="http://schemas.microsoft.com/office/2019/extlst" xmlns:r="http://schemas.openxmlformats.org/officeDocument/2006/relationships" xmlns:m="http://schemas.openxmlformats.org/officeDocument/2006/math" xmlns:v="urn:schemas-microsoft-com:vml" xmlns:wp14="http://schemas.microsoft.com/office/word/2010/wordprocessingDrawing" xmlns:wp="http://schemas.openxmlformats.org/drawingml/2006/wordprocessingDrawing" xmlns:w10="urn:schemas-microsoft-com:office:word" xmlns:w="http://schemas.openxmlformats.org/wordprocessingml/2006/main" xmlns:w14="http://schemas.microsoft.com/office/word/2010/wordml" xmlns:w15="http://schemas.microsoft.com/office/word/2012/wordml" xmlns:w16cex="http://schemas.microsoft.com/office/word/2018/wordml/cex" xmlns:w16cid="http://schemas.microsoft.com/office/word/2016/wordml/cid" xmlns:w16="http://schemas.microsoft.com/office/word/2018/wordml" xmlns:w16du="http://schemas.microsoft.com/office/word/2023/wordml/word16du" xmlns:w16sdtdh="http://schemas.microsoft.com/office/word/2020/wordml/sdtdatahash" xmlns:w16sdtfl="http://schemas.microsoft.com/office/word/2024/wordml/sdtformatlock" xmlns:w16se="http://schemas.microsoft.com/office/word/2015/wordml/symex" xmlns:wpg="http://schemas.microsoft.com/office/word/2010/wordprocessingGroup" xmlns:wpi="http://schemas.microsoft.com/office/word/2010/wordprocessingInk" xmlns:wne="http://schemas.microsoft.com/office/word/2006/wordml" xmlns:wps="http://schemas.microsoft.com/office/word/2010/wordprocessingShape" mc:Ignorable="w14 w15 w16se w16cid w16 w16cex w16sdtdh w16sdtfl w16du wp14">
   <w:p>
     <w:pPr>
       <w:pBdr>
@@ -7839,9 +7698,9 @@
       <w:tblLook w:val="04A0" w:firstRow="1" w:lastRow="0" w:firstColumn="1" w:lastColumn="0" w:noHBand="0" w:noVBand="1"/>
     </w:tblPr>
     <w:tblGrid>
-      <w:gridCol w:w="2224"/>
-      <w:gridCol w:w="6342"/>
-      <w:gridCol w:w="2206"/>
+      <w:gridCol w:w="2212"/>
+      <w:gridCol w:w="6351"/>
+      <w:gridCol w:w="2209"/>
     </w:tblGrid>
     <w:tr>
       <w:trPr>
@@ -7851,7 +7710,6 @@
       <w:tc>
         <w:tcPr>
           <w:tcW w:w="2257" w:type="dxa"/>
-          <w:shd w:val="clear" w:color="auto" w:fill="auto"/>
           <w:vAlign w:val="center"/>
         </w:tcPr>
         <w:p>
@@ -7861,80 +7719,11 @@
               <w:rFonts w:ascii="Arial" w:hAnsi="Arial" w:cs="Arial"/>
             </w:rPr>
           </w:pPr>
-          <w:r>
-            <w:rPr>
-              <w:rFonts w:ascii="Arial" w:hAnsi="Arial" w:cs="Arial"/>
-              <w:noProof/>
-            </w:rPr>
-            <w:drawing>
-              <wp:anchor distT="0" distB="0" distL="114300" distR="114300" simplePos="0" relativeHeight="251655680" behindDoc="0" locked="0" layoutInCell="1" allowOverlap="1" wp14:anchorId="69EE4EF1" wp14:editId="649F5736">
-                <wp:simplePos x="0" y="0"/>
-                <wp:positionH relativeFrom="column">
-                  <wp:posOffset>259080</wp:posOffset>
-                </wp:positionH>
-                <wp:positionV relativeFrom="paragraph">
-                  <wp:posOffset>-24130</wp:posOffset>
-                </wp:positionV>
-                <wp:extent cx="719455" cy="638175"/>
-                <wp:effectExtent l="0" t="0" r="4445" b="9525"/>
-                <wp:wrapNone/>
-                <wp:docPr id="3" name="Imagem 3"/>
-                <wp:cNvGraphicFramePr>
-                  <a:graphicFrameLocks xmlns:a="http://schemas.openxmlformats.org/drawingml/2006/main" noChangeAspect="1"/>
-                </wp:cNvGraphicFramePr>
-                <a:graphic xmlns:a="http://schemas.openxmlformats.org/drawingml/2006/main">
-                  <a:graphicData uri="http://schemas.openxmlformats.org/drawingml/2006/picture">
-                    <pic:pic xmlns:pic="http://schemas.openxmlformats.org/drawingml/2006/picture">
-                      <pic:nvPicPr>
-                        <pic:cNvPr id="0" name="vertical-preta-traco.png"/>
-                        <pic:cNvPicPr/>
-                      </pic:nvPicPr>
-                      <pic:blipFill rotWithShape="1">
-                        <a:blip r:embed="rId1" cstate="print">
-                          <a:extLst>
-                            <a:ext uri="{28A0092B-C50C-407E-A947-70E740481C1C}">
-                              <a14:useLocalDpi xmlns:a14="http://schemas.microsoft.com/office/drawing/2010/main" val="0"/>
-                            </a:ext>
-                          </a:extLst>
-                        </a:blip>
-                        <a:srcRect l="3694" t="5551" r="4157" b="5124"/>
-                        <a:stretch/>
-                      </pic:blipFill>
-                      <pic:spPr bwMode="auto">
-                        <a:xfrm>
-                          <a:off x="0" y="0"/>
-                          <a:ext cx="719455" cy="638175"/>
-                        </a:xfrm>
-                        <a:prstGeom prst="rect">
-                          <a:avLst/>
-                        </a:prstGeom>
-                        <a:ln>
-                          <a:noFill/>
-                        </a:ln>
-                        <a:extLst>
-                          <a:ext uri="{53640926-AAD7-44D8-BBD7-CCE9431645EC}">
-                            <a14:shadowObscured xmlns:a14="http://schemas.microsoft.com/office/drawing/2010/main"/>
-                          </a:ext>
-                        </a:extLst>
-                      </pic:spPr>
-                    </pic:pic>
-                  </a:graphicData>
-                </a:graphic>
-                <wp14:sizeRelH relativeFrom="page">
-                  <wp14:pctWidth>0</wp14:pctWidth>
-                </wp14:sizeRelH>
-                <wp14:sizeRelV relativeFrom="page">
-                  <wp14:pctHeight>0</wp14:pctHeight>
-                </wp14:sizeRelV>
-              </wp:anchor>
-            </w:drawing>
-          </w:r>
         </w:p>
       </w:tc>
       <w:tc>
         <w:tcPr>
           <w:tcW w:w="6476" w:type="dxa"/>
-          <w:shd w:val="clear" w:color="auto" w:fill="auto"/>
           <w:vAlign w:val="center"/>
         </w:tcPr>
         <w:p>
@@ -8049,7 +7838,6 @@
       <w:tc>
         <w:tcPr>
           <w:tcW w:w="2255" w:type="dxa"/>
-          <w:shd w:val="clear" w:color="auto" w:fill="auto"/>
         </w:tcPr>
         <w:p>
           <w:pPr>
@@ -8133,7 +7921,6 @@
       <w:t>numCert</w:t>
     </w:r>
     <w:proofErr w:type="spellEnd"/>
-    <w:proofErr w:type="gramStart"/>
     <w:r>
       <w:rPr>
         <w:b/>
@@ -8150,7 +7937,6 @@
       </w:rPr>
       <w:t>/</w:t>
     </w:r>
-    <w:proofErr w:type="gramEnd"/>
     <w:r>
       <w:rPr>
         <w:b/>
@@ -8214,7 +8000,7 @@
 </file>
 
 <file path=word/numbering.xml><?xml version="1.0" encoding="utf-8"?>
-<w:numbering xmlns:wpc="http://schemas.microsoft.com/office/word/2010/wordprocessingCanvas" xmlns:mc="http://schemas.openxmlformats.org/markup-compatibility/2006" xmlns:o="urn:schemas-microsoft-com:office:office" xmlns:r="http://schemas.openxmlformats.org/officeDocument/2006/relationships" xmlns:m="http://schemas.openxmlformats.org/officeDocument/2006/math" xmlns:v="urn:schemas-microsoft-com:vml" xmlns:wp14="http://schemas.microsoft.com/office/word/2010/wordprocessingDrawing" xmlns:wp="http://schemas.openxmlformats.org/drawingml/2006/wordprocessingDrawing" xmlns:w10="urn:schemas-microsoft-com:office:word" xmlns:w="http://schemas.openxmlformats.org/wordprocessingml/2006/main" xmlns:w14="http://schemas.microsoft.com/office/word/2010/wordml" xmlns:w15="http://schemas.microsoft.com/office/word/2012/wordml" xmlns:wpg="http://schemas.microsoft.com/office/word/2010/wordprocessingGroup" xmlns:wpi="http://schemas.microsoft.com/office/word/2010/wordprocessingInk" xmlns:wne="http://schemas.microsoft.com/office/word/2006/wordml" xmlns:wps="http://schemas.microsoft.com/office/word/2010/wordprocessingShape" mc:Ignorable="w14 w15 wp14">
+<w:numbering xmlns:wpc="http://schemas.microsoft.com/office/word/2010/wordprocessingCanvas" xmlns:cx="http://schemas.microsoft.com/office/drawing/2014/chartex" xmlns:cx1="http://schemas.microsoft.com/office/drawing/2015/9/8/chartex" xmlns:cx2="http://schemas.microsoft.com/office/drawing/2015/10/21/chartex" xmlns:cx3="http://schemas.microsoft.com/office/drawing/2016/5/9/chartex" xmlns:cx4="http://schemas.microsoft.com/office/drawing/2016/5/10/chartex" xmlns:cx5="http://schemas.microsoft.com/office/drawing/2016/5/11/chartex" xmlns:cx6="http://schemas.microsoft.com/office/drawing/2016/5/12/chartex" xmlns:cx7="http://schemas.microsoft.com/office/drawing/2016/5/13/chartex" xmlns:cx8="http://schemas.microsoft.com/office/drawing/2016/5/14/chartex" xmlns:mc="http://schemas.openxmlformats.org/markup-compatibility/2006" xmlns:aink="http://schemas.microsoft.com/office/drawing/2016/ink" xmlns:am3d="http://schemas.microsoft.com/office/drawing/2017/model3d" xmlns:o="urn:schemas-microsoft-com:office:office" xmlns:oel="http://schemas.microsoft.com/office/2019/extlst" xmlns:r="http://schemas.openxmlformats.org/officeDocument/2006/relationships" xmlns:m="http://schemas.openxmlformats.org/officeDocument/2006/math" xmlns:v="urn:schemas-microsoft-com:vml" xmlns:wp14="http://schemas.microsoft.com/office/word/2010/wordprocessingDrawing" xmlns:wp="http://schemas.openxmlformats.org/drawingml/2006/wordprocessingDrawing" xmlns:w10="urn:schemas-microsoft-com:office:word" xmlns:w="http://schemas.openxmlformats.org/wordprocessingml/2006/main" xmlns:w14="http://schemas.microsoft.com/office/word/2010/wordml" xmlns:w15="http://schemas.microsoft.com/office/word/2012/wordml" xmlns:w16cex="http://schemas.microsoft.com/office/word/2018/wordml/cex" xmlns:w16cid="http://schemas.microsoft.com/office/word/2016/wordml/cid" xmlns:w16="http://schemas.microsoft.com/office/word/2018/wordml" xmlns:w16du="http://schemas.microsoft.com/office/word/2023/wordml/word16du" xmlns:w16sdtdh="http://schemas.microsoft.com/office/word/2020/wordml/sdtdatahash" xmlns:w16sdtfl="http://schemas.microsoft.com/office/word/2024/wordml/sdtformatlock" xmlns:w16se="http://schemas.microsoft.com/office/word/2015/wordml/symex" xmlns:wpg="http://schemas.microsoft.com/office/word/2010/wordprocessingGroup" xmlns:wpi="http://schemas.microsoft.com/office/word/2010/wordprocessingInk" xmlns:wne="http://schemas.microsoft.com/office/word/2006/wordml" xmlns:wps="http://schemas.microsoft.com/office/word/2010/wordprocessingShape" mc:Ignorable="w14 w15 w16se w16cid w16 w16cex w16sdtdh w16sdtfl w16du wp14">
   <w:abstractNum w:abstractNumId="0" w15:restartNumberingAfterBreak="0">
     <w:nsid w:val="FFFFFFFE"/>
     <w:multiLevelType w:val="singleLevel"/>
@@ -8464,13 +8250,13 @@
       </w:pPr>
     </w:lvl>
   </w:abstractNum>
-  <w:num w:numId="1">
+  <w:num w:numId="1" w16cid:durableId="1030767158">
     <w:abstractNumId w:val="1"/>
   </w:num>
-  <w:num w:numId="2">
+  <w:num w:numId="2" w16cid:durableId="1676497714">
     <w:abstractNumId w:val="2"/>
   </w:num>
-  <w:num w:numId="3">
+  <w:num w:numId="3" w16cid:durableId="1825585769">
     <w:abstractNumId w:val="0"/>
     <w:lvlOverride w:ilvl="0">
       <w:lvl w:ilvl="0">
@@ -8488,7 +8274,7 @@
       </w:lvl>
     </w:lvlOverride>
   </w:num>
-  <w:num w:numId="4">
+  <w:num w:numId="4" w16cid:durableId="801574725">
     <w:abstractNumId w:val="3"/>
     <w:lvlOverride w:ilvl="0">
       <w:startOverride w:val="1"/>
@@ -8522,7 +8308,7 @@
 </file>
 
 <file path=word/styles.xml><?xml version="1.0" encoding="utf-8"?>
-<w:styles xmlns:mc="http://schemas.openxmlformats.org/markup-compatibility/2006" xmlns:r="http://schemas.openxmlformats.org/officeDocument/2006/relationships" xmlns:w="http://schemas.openxmlformats.org/wordprocessingml/2006/main" xmlns:w14="http://schemas.microsoft.com/office/word/2010/wordml" xmlns:w15="http://schemas.microsoft.com/office/word/2012/wordml" mc:Ignorable="w14 w15">
+<w:styles xmlns:mc="http://schemas.openxmlformats.org/markup-compatibility/2006" xmlns:r="http://schemas.openxmlformats.org/officeDocument/2006/relationships" xmlns:w="http://schemas.openxmlformats.org/wordprocessingml/2006/main" xmlns:w14="http://schemas.microsoft.com/office/word/2010/wordml" xmlns:w15="http://schemas.microsoft.com/office/word/2012/wordml" xmlns:w16cex="http://schemas.microsoft.com/office/word/2018/wordml/cex" xmlns:w16cid="http://schemas.microsoft.com/office/word/2016/wordml/cid" xmlns:w16="http://schemas.microsoft.com/office/word/2018/wordml" xmlns:w16du="http://schemas.microsoft.com/office/word/2023/wordml/word16du" xmlns:w16sdtdh="http://schemas.microsoft.com/office/word/2020/wordml/sdtdatahash" xmlns:w16sdtfl="http://schemas.microsoft.com/office/word/2024/wordml/sdtformatlock" xmlns:w16se="http://schemas.microsoft.com/office/word/2015/wordml/symex" mc:Ignorable="w14 w15 w16se w16cid w16 w16cex w16sdtdh w16sdtfl w16du">
   <w:docDefaults>
     <w:rPrDefault>
       <w:rPr>
@@ -8538,7 +8324,7 @@
       </w:pPr>
     </w:pPrDefault>
   </w:docDefaults>
-  <w:latentStyles w:defLockedState="0" w:defUIPriority="99" w:defSemiHidden="0" w:defUnhideWhenUsed="0" w:defQFormat="0" w:count="371">
+  <w:latentStyles w:defLockedState="0" w:defUIPriority="99" w:defSemiHidden="0" w:defUnhideWhenUsed="0" w:defQFormat="0" w:count="376">
     <w:lsdException w:name="Normal" w:uiPriority="0" w:qFormat="1"/>
     <w:lsdException w:name="heading 1" w:uiPriority="9" w:qFormat="1"/>
     <w:lsdException w:name="heading 2" w:semiHidden="1" w:uiPriority="9" w:unhideWhenUsed="1" w:qFormat="1"/>
@@ -8910,6 +8696,11 @@
     <w:lsdException w:name="List Table 5 Dark Accent 6" w:uiPriority="50"/>
     <w:lsdException w:name="List Table 6 Colorful Accent 6" w:uiPriority="51"/>
     <w:lsdException w:name="List Table 7 Colorful Accent 6" w:uiPriority="52"/>
+    <w:lsdException w:name="Mention" w:semiHidden="1" w:unhideWhenUsed="1"/>
+    <w:lsdException w:name="Smart Hyperlink" w:semiHidden="1" w:unhideWhenUsed="1"/>
+    <w:lsdException w:name="Hashtag" w:semiHidden="1" w:unhideWhenUsed="1"/>
+    <w:lsdException w:name="Unresolved Mention" w:semiHidden="1" w:unhideWhenUsed="1"/>
+    <w:lsdException w:name="Smart Link" w:semiHidden="1" w:unhideWhenUsed="1"/>
   </w:latentStyles>
   <w:style w:type="paragraph" w:default="1" w:styleId="Normal">
     <w:name w:val="Normal"/>
